--- a/examples/transf/doc/16-feature-selection-stepwise.docx
+++ b/examples/transf/doc/16-feature-selection-stepwise.docx
@@ -2,7 +2,7 @@
 <file path=word/document.xml><?xml version="1.0" encoding="utf-8"?>
 <w:document xmlns:w="http://schemas.openxmlformats.org/wordprocessingml/2006/main" xmlns:m="http://schemas.openxmlformats.org/officeDocument/2006/math" xmlns:r="http://schemas.openxmlformats.org/officeDocument/2006/relationships" xmlns:o="urn:schemas-microsoft-com:office:office" xmlns:v="urn:schemas-microsoft-com:vml" xmlns:w10="urn:schemas-microsoft-com:office:word" xmlns:a="http://schemas.openxmlformats.org/drawingml/2006/main" xmlns:pic="http://schemas.openxmlformats.org/drawingml/2006/picture" xmlns:wp="http://schemas.openxmlformats.org/drawingml/2006/wordprocessingDrawing">
   <w:body>
-    <w:bookmarkStart w:id="20" w:name="feature-selection-with-stepwise-search"/>
+    <w:bookmarkStart w:id="9" w:name="feature-selection-with-stepwise-search"/>
     <w:p>
       <w:pPr>
         <w:pStyle w:val="Heading2"/>
@@ -25,6 +25,45 @@
       </w:pPr>
       <w:r>
         <w:rPr>
+          <w:rStyle w:val="FunctionTok"/>
+        </w:rPr>
+        <w:t xml:space="preserve">source</w:t>
+      </w:r>
+      <w:r>
+        <w:rPr>
+          <w:rStyle w:val="NormalTok"/>
+        </w:rPr>
+        <w:t xml:space="preserve">(</w:t>
+      </w:r>
+      <w:r>
+        <w:rPr>
+          <w:rStyle w:val="FunctionTok"/>
+        </w:rPr>
+        <w:t xml:space="preserve">url</w:t>
+      </w:r>
+      <w:r>
+        <w:rPr>
+          <w:rStyle w:val="NormalTok"/>
+        </w:rPr>
+        <w:t xml:space="preserve">(</w:t>
+      </w:r>
+      <w:r>
+        <w:rPr>
+          <w:rStyle w:val="StringTok"/>
+        </w:rPr>
+        <w:t xml:space="preserve">"https://raw.githubusercontent.com/cefet-rj-dal/daltoolbox/main/examples/seed.R"</w:t>
+      </w:r>
+      <w:r>
+        <w:rPr>
+          <w:rStyle w:val="NormalTok"/>
+        </w:rPr>
+        <w:t xml:space="preserve">))</w:t>
+      </w:r>
+      <w:r>
+        <w:br/>
+      </w:r>
+      <w:r>
+        <w:rPr>
           <w:rStyle w:val="CommentTok"/>
         </w:rPr>
         <w:t xml:space="preserve"># installation</w:t>
@@ -344,6 +383,21 @@
       </w:r>
       <w:r>
         <w:rPr>
+          <w:rStyle w:val="FunctionTok"/>
+        </w:rPr>
+        <w:t xml:space="preserve">set_example_seed</w:t>
+      </w:r>
+      <w:r>
+        <w:rPr>
+          <w:rStyle w:val="NormalTok"/>
+        </w:rPr>
+        <w:t xml:space="preserve">()</w:t>
+      </w:r>
+      <w:r>
+        <w:br/>
+      </w:r>
+      <w:r>
+        <w:rPr>
           <w:rStyle w:val="NormalTok"/>
         </w:rPr>
         <w:t xml:space="preserve">fs </w:t>
@@ -665,7 +719,7 @@
         <w:t xml:space="preserve">- Hastie, T., Tibshirani, R., and Friedman, J. (2009). The Elements of Statistical Learning.</w:t>
       </w:r>
     </w:p>
-    <w:bookmarkEnd w:id="20"/>
+    <w:bookmarkEnd w:id="9"/>
     <w:sectPr>
       <w:footnotePr>
         <w:numRestart w:val="eachSect"/>
@@ -787,10 +841,10 @@
   <w:docDefaults>
     <w:rPrDefault>
       <w:rPr>
-        <w:rFonts w:asciiTheme="minorHAnsi" w:cstheme="minorBidi" w:eastAsiaTheme="minorHAnsi" w:hAnsiTheme="minorHAnsi"/>
+        <w:rFonts w:asciiTheme="minorHAnsi" w:cstheme="minorBidi" w:eastAsiaTheme="minorEastAsia" w:hAnsiTheme="minorHAnsi"/>
         <w:sz w:val="24"/>
         <w:szCs w:val="24"/>
-        <w:lang w:bidi="ar-SA" w:eastAsia="en-US" w:val="en-US"/>
+        <w:lang w:bidi="ar-SA" w:eastAsia="zh-CN" w:val="en-US"/>
       </w:rPr>
     </w:rPrDefault>
     <w:pPrDefault>
@@ -1331,13 +1385,6 @@
       </w:tblCellMar>
     </w:tblPr>
     <w:tblStylePr w:type="firstRow">
-      <w:tblPr>
-        <w:jc w:val="left"/>
-        <w:tblInd w:type="dxa" w:w="0"/>
-      </w:tblPr>
-      <w:trPr>
-        <w:jc w:val="left"/>
-      </w:trPr>
       <w:tcPr>
         <w:tcBorders>
           <w:bottom w:val="single"/>
